--- a/FG-BMK-Project.docx
+++ b/FG-BMK-Project.docx
@@ -6,7 +6,7 @@
       <w:pPr>
         <w:jc w:val="center"/>
         <w:rPr>
-          <w:rFonts w:ascii="宋体" w:eastAsia="宋体" w:hAnsi="宋体"/>
+          <w:rFonts w:ascii="宋体" w:eastAsia="宋体" w:hAnsi="宋体" w:hint="eastAsia"/>
           <w:sz w:val="32"/>
           <w:szCs w:val="36"/>
         </w:rPr>
@@ -23,7 +23,7 @@
     <w:p>
       <w:pPr>
         <w:rPr>
-          <w:rFonts w:ascii="宋体" w:eastAsia="宋体" w:hAnsi="宋体"/>
+          <w:rFonts w:ascii="宋体" w:eastAsia="宋体" w:hAnsi="宋体" w:hint="eastAsia"/>
         </w:rPr>
       </w:pPr>
       <w:r>
@@ -111,7 +111,7 @@
     <w:p>
       <w:pPr>
         <w:rPr>
-          <w:rFonts w:ascii="宋体" w:eastAsia="宋体" w:hAnsi="宋体"/>
+          <w:rFonts w:ascii="宋体" w:eastAsia="宋体" w:hAnsi="宋体" w:hint="eastAsia"/>
         </w:rPr>
       </w:pPr>
       <w:r>
@@ -126,27 +126,13 @@
         <w:rPr>
           <w:rFonts w:ascii="宋体" w:eastAsia="宋体" w:hAnsi="宋体" w:hint="eastAsia"/>
         </w:rPr>
-        <w:t>：将项目当中使用的数据</w:t>
-      </w:r>
-      <w:proofErr w:type="gramStart"/>
-      <w:r>
-        <w:rPr>
-          <w:rFonts w:ascii="宋体" w:eastAsia="宋体" w:hAnsi="宋体" w:hint="eastAsia"/>
-        </w:rPr>
-        <w:t>集直接</w:t>
-      </w:r>
-      <w:proofErr w:type="gramEnd"/>
-      <w:r>
-        <w:rPr>
-          <w:rFonts w:ascii="宋体" w:eastAsia="宋体" w:hAnsi="宋体" w:hint="eastAsia"/>
-        </w:rPr>
-        <w:t>进行罗列，点击即可跳转进行下载</w:t>
+        <w:t>：将项目当中使用的数据集直接进行罗列，点击即可跳转进行下载</w:t>
       </w:r>
     </w:p>
     <w:p>
       <w:pPr>
         <w:rPr>
-          <w:rFonts w:ascii="宋体" w:eastAsia="宋体" w:hAnsi="宋体"/>
+          <w:rFonts w:ascii="宋体" w:eastAsia="宋体" w:hAnsi="宋体" w:hint="eastAsia"/>
         </w:rPr>
       </w:pPr>
       <w:r>
@@ -194,7 +180,7 @@
     <w:p>
       <w:pPr>
         <w:rPr>
-          <w:rFonts w:ascii="宋体" w:eastAsia="宋体" w:hAnsi="宋体"/>
+          <w:rFonts w:ascii="宋体" w:eastAsia="宋体" w:hAnsi="宋体" w:hint="eastAsia"/>
         </w:rPr>
       </w:pPr>
       <w:r>
@@ -216,7 +202,7 @@
       <w:pPr>
         <w:jc w:val="center"/>
         <w:rPr>
-          <w:rFonts w:ascii="宋体" w:eastAsia="宋体" w:hAnsi="宋体"/>
+          <w:rFonts w:ascii="宋体" w:eastAsia="宋体" w:hAnsi="宋体" w:hint="eastAsia"/>
         </w:rPr>
       </w:pPr>
       <w:r>
@@ -287,7 +273,7 @@
       <w:pPr>
         <w:jc w:val="center"/>
         <w:rPr>
-          <w:rFonts w:ascii="宋体" w:eastAsia="宋体" w:hAnsi="宋体"/>
+          <w:rFonts w:ascii="宋体" w:eastAsia="宋体" w:hAnsi="宋体" w:hint="eastAsia"/>
         </w:rPr>
       </w:pPr>
       <w:r>
@@ -335,7 +321,7 @@
     <w:p>
       <w:pPr>
         <w:rPr>
-          <w:rFonts w:ascii="宋体" w:eastAsia="宋体" w:hAnsi="宋体"/>
+          <w:rFonts w:ascii="宋体" w:eastAsia="宋体" w:hAnsi="宋体" w:hint="eastAsia"/>
         </w:rPr>
       </w:pPr>
       <w:r>
@@ -351,27 +337,13 @@
         <w:rPr>
           <w:rFonts w:ascii="宋体" w:eastAsia="宋体" w:hAnsi="宋体" w:hint="eastAsia"/>
         </w:rPr>
-        <w:t>以</w:t>
-      </w:r>
-      <w:proofErr w:type="gramStart"/>
-      <w:r>
-        <w:rPr>
-          <w:rFonts w:ascii="宋体" w:eastAsia="宋体" w:hAnsi="宋体" w:hint="eastAsia"/>
-        </w:rPr>
-        <w:t>双角度</w:t>
-      </w:r>
-      <w:proofErr w:type="gramEnd"/>
-      <w:r>
-        <w:rPr>
-          <w:rFonts w:ascii="宋体" w:eastAsia="宋体" w:hAnsi="宋体" w:hint="eastAsia"/>
-        </w:rPr>
-        <w:t>对大模型进行评估，突出真正的亮点</w:t>
+        <w:t>以双角度对大模型进行评估，突出真正的亮点</w:t>
       </w:r>
     </w:p>
     <w:p>
       <w:pPr>
         <w:rPr>
-          <w:rFonts w:ascii="宋体" w:eastAsia="宋体" w:hAnsi="宋体"/>
+          <w:rFonts w:ascii="宋体" w:eastAsia="宋体" w:hAnsi="宋体" w:hint="eastAsia"/>
         </w:rPr>
       </w:pPr>
       <w:r>
@@ -419,7 +391,7 @@
     <w:p>
       <w:pPr>
         <w:rPr>
-          <w:rFonts w:ascii="宋体" w:eastAsia="宋体" w:hAnsi="宋体"/>
+          <w:rFonts w:ascii="宋体" w:eastAsia="宋体" w:hAnsi="宋体" w:hint="eastAsia"/>
         </w:rPr>
       </w:pPr>
       <w:r>
@@ -440,7 +412,7 @@
     <w:p>
       <w:pPr>
         <w:rPr>
-          <w:rFonts w:ascii="宋体" w:eastAsia="宋体" w:hAnsi="宋体"/>
+          <w:rFonts w:ascii="宋体" w:eastAsia="宋体" w:hAnsi="宋体" w:hint="eastAsia"/>
         </w:rPr>
       </w:pPr>
       <w:r>
@@ -508,14 +480,13 @@
       </w:r>
       <w:r>
         <w:rPr>
-          <w:rFonts w:ascii="宋体" w:eastAsia="宋体" w:hAnsi="宋体"/>
           <w:noProof/>
         </w:rPr>
         <w:drawing>
-          <wp:inline distT="0" distB="0" distL="0" distR="0" wp14:anchorId="016D2875" wp14:editId="06C474F6">
-            <wp:extent cx="5274310" cy="4115435"/>
-            <wp:effectExtent l="0" t="0" r="2540" b="0"/>
-            <wp:docPr id="1591609009" name="图片 1"/>
+          <wp:inline distT="0" distB="0" distL="0" distR="0" wp14:anchorId="0026FFCE" wp14:editId="32B1AE6F">
+            <wp:extent cx="5274310" cy="4244975"/>
+            <wp:effectExtent l="0" t="0" r="2540" b="3175"/>
+            <wp:docPr id="1948836738" name="图片 1"/>
             <wp:cNvGraphicFramePr>
               <a:graphicFrameLocks xmlns:a="http://schemas.openxmlformats.org/drawingml/2006/main" noChangeAspect="1"/>
             </wp:cNvGraphicFramePr>
@@ -523,7 +494,7 @@
               <a:graphicData uri="http://schemas.openxmlformats.org/drawingml/2006/picture">
                 <pic:pic xmlns:pic="http://schemas.openxmlformats.org/drawingml/2006/picture">
                   <pic:nvPicPr>
-                    <pic:cNvPr id="1591609009" name=""/>
+                    <pic:cNvPr id="1948836738" name=""/>
                     <pic:cNvPicPr/>
                   </pic:nvPicPr>
                   <pic:blipFill>
@@ -535,7 +506,7 @@
                   <pic:spPr>
                     <a:xfrm>
                       <a:off x="0" y="0"/>
-                      <a:ext cx="5274310" cy="4115435"/>
+                      <a:ext cx="5274310" cy="4244975"/>
                     </a:xfrm>
                     <a:prstGeom prst="rect">
                       <a:avLst/>
